--- a/Files/06 - Yom Tov/09 - Rosh Hashana/Rosh Hashana in Berditchev/Rosh Hashana in Berditchev.docx
+++ b/Files/06 - Yom Tov/09 - Rosh Hashana/Rosh Hashana in Berditchev/Rosh Hashana in Berditchev.docx
@@ -581,7 +581,7 @@
         <w:rPr>
           <w:rFonts w:ascii="Times New Roman" w:hAnsi="Times New Roman" w:cs="Times New Roman"/>
         </w:rPr>
-        <w:t>, while the congregation repeated him until he came to the line</w:t>
+        <w:t xml:space="preserve">, while the congregation repeated him until he came to the line </w:t>
       </w:r>
       <w:r>
         <w:rPr>
@@ -2171,7 +2171,7 @@
         <w:rPr>
           <w:rFonts w:ascii="Times New Roman" w:hAnsi="Times New Roman" w:cs="Times New Roman"/>
         </w:rPr>
-        <w:t>. We are the</w:t>
+        <w:t xml:space="preserve">. We are the </w:t>
       </w:r>
       <w:r>
         <w:rPr>

--- a/Files/06 - Yom Tov/09 - Rosh Hashana/Rosh Hashana in Berditchev/Rosh Hashana in Berditchev.docx
+++ b/Files/06 - Yom Tov/09 - Rosh Hashana/Rosh Hashana in Berditchev/Rosh Hashana in Berditchev.docx
@@ -568,7 +568,19 @@
         <w:rPr>
           <w:rFonts w:ascii="Times New Roman" w:hAnsi="Times New Roman" w:cs="Times New Roman"/>
         </w:rPr>
-        <w:t xml:space="preserve">, was the inaudible plea coming from the innermost recess of every heart. The Rabbi recited line after line of this </w:t>
+        <w:t xml:space="preserve">, was the inaudible plea coming from the innermost recess of every heart. The </w:t>
+      </w:r>
+      <w:r>
+        <w:rPr>
+          <w:rFonts w:ascii="Times New Roman" w:hAnsi="Times New Roman" w:cs="Times New Roman"/>
+        </w:rPr>
+        <w:t xml:space="preserve">Rebbe </w:t>
+      </w:r>
+      <w:r>
+        <w:rPr>
+          <w:rFonts w:ascii="Times New Roman" w:hAnsi="Times New Roman" w:cs="Times New Roman"/>
+        </w:rPr>
+        <w:t xml:space="preserve">recited line after line of this </w:t>
       </w:r>
       <w:r>
         <w:rPr>
@@ -581,7 +593,7 @@
         <w:rPr>
           <w:rFonts w:ascii="Times New Roman" w:hAnsi="Times New Roman" w:cs="Times New Roman"/>
         </w:rPr>
-        <w:t xml:space="preserve">, while the congregation repeated him until he came to the line </w:t>
+        <w:t>, while the congregation repeated him until he came to the line</w:t>
       </w:r>
       <w:r>
         <w:rPr>
@@ -622,7 +634,19 @@
         <w:rPr>
           <w:rFonts w:ascii="Times New Roman" w:hAnsi="Times New Roman" w:cs="Times New Roman"/>
         </w:rPr>
-        <w:t xml:space="preserve">. Here the Rabbi suddenly paused. The words died on his lips. His </w:t>
+        <w:t xml:space="preserve">. Here the </w:t>
+      </w:r>
+      <w:r>
+        <w:rPr>
+          <w:rFonts w:ascii="Times New Roman" w:hAnsi="Times New Roman" w:cs="Times New Roman"/>
+        </w:rPr>
+        <w:t xml:space="preserve">Rebbe </w:t>
+      </w:r>
+      <w:r>
+        <w:rPr>
+          <w:rFonts w:ascii="Times New Roman" w:hAnsi="Times New Roman" w:cs="Times New Roman"/>
+        </w:rPr>
+        <w:t xml:space="preserve">suddenly paused. The words died on his lips. His </w:t>
       </w:r>
       <w:r>
         <w:rPr>
@@ -754,7 +778,19 @@
         <w:rPr>
           <w:rFonts w:ascii="Times New Roman" w:hAnsi="Times New Roman" w:cs="Times New Roman"/>
         </w:rPr>
-        <w:t xml:space="preserve"> held its breath and waited with palpitations. A few moments later, the Rabbi suddenly came to. The color returned to his face, which now became radiant with joy. His voice shook with ecstasy and triumph as he recited, </w:t>
+        <w:t xml:space="preserve"> held its breath and waited with palpitations. A few moments later, the </w:t>
+      </w:r>
+      <w:r>
+        <w:rPr>
+          <w:rFonts w:ascii="Times New Roman" w:hAnsi="Times New Roman" w:cs="Times New Roman"/>
+        </w:rPr>
+        <w:t xml:space="preserve">Rebbe </w:t>
+      </w:r>
+      <w:r>
+        <w:rPr>
+          <w:rFonts w:ascii="Times New Roman" w:hAnsi="Times New Roman" w:cs="Times New Roman"/>
+        </w:rPr>
+        <w:t xml:space="preserve">suddenly came to. The color returned to his face, which now became radiant with joy. His voice shook with ecstasy and triumph as he recited, </w:t>
       </w:r>
       <w:r>
         <w:rPr>
@@ -2171,7 +2207,7 @@
         <w:rPr>
           <w:rFonts w:ascii="Times New Roman" w:hAnsi="Times New Roman" w:cs="Times New Roman"/>
         </w:rPr>
-        <w:t xml:space="preserve">. We are the </w:t>
+        <w:t>. We are the</w:t>
       </w:r>
       <w:r>
         <w:rPr>

--- a/Files/06 - Yom Tov/09 - Rosh Hashana/Rosh Hashana in Berditchev/Rosh Hashana in Berditchev.docx
+++ b/Files/06 - Yom Tov/09 - Rosh Hashana/Rosh Hashana in Berditchev/Rosh Hashana in Berditchev.docx
@@ -593,7 +593,7 @@
         <w:rPr>
           <w:rFonts w:ascii="Times New Roman" w:hAnsi="Times New Roman" w:cs="Times New Roman"/>
         </w:rPr>
-        <w:t>, while the congregation repeated him until he came to the line</w:t>
+        <w:t xml:space="preserve">, while the congregation repeated him until he came to the line </w:t>
       </w:r>
       <w:r>
         <w:rPr>
@@ -2207,7 +2207,7 @@
         <w:rPr>
           <w:rFonts w:ascii="Times New Roman" w:hAnsi="Times New Roman" w:cs="Times New Roman"/>
         </w:rPr>
-        <w:t>. We are the</w:t>
+        <w:t xml:space="preserve">. We are the </w:t>
       </w:r>
       <w:r>
         <w:rPr>

--- a/Files/06 - Yom Tov/09 - Rosh Hashana/Rosh Hashana in Berditchev/Rosh Hashana in Berditchev.docx
+++ b/Files/06 - Yom Tov/09 - Rosh Hashana/Rosh Hashana in Berditchev/Rosh Hashana in Berditchev.docx
@@ -108,13 +108,6 @@
       </w:r>
       <w:r>
         <w:rPr>
-          <w:rFonts w:ascii="Times New Roman" w:hAnsi="Times New Roman" w:cs="Times New Roman"/>
-          <w:rtl/>
-        </w:rPr>
-        <w:t xml:space="preserve"> </w:t>
-      </w:r>
-      <w:r>
-        <w:rPr>
           <w:rFonts w:ascii="Times New Roman" w:hAnsi="Times New Roman" w:cs="Times New Roman" w:hint="cs"/>
           <w:rtl/>
         </w:rPr>
@@ -152,7 +145,7 @@
         <w:rPr>
           <w:rFonts w:ascii="Times New Roman" w:hAnsi="Times New Roman" w:cs="Times New Roman"/>
         </w:rPr>
-        <w:t>.</w:t>
+        <w:t>, and this story is from The Complete Story of Tishrei by Nissan Mindel.</w:t>
       </w:r>
     </w:p>
     <w:p>
@@ -593,7 +586,7 @@
         <w:rPr>
           <w:rFonts w:ascii="Times New Roman" w:hAnsi="Times New Roman" w:cs="Times New Roman"/>
         </w:rPr>
-        <w:t xml:space="preserve">, while the congregation repeated him until he came to the line </w:t>
+        <w:t>, while the congregation repeated him until he came to the line</w:t>
       </w:r>
       <w:r>
         <w:rPr>
@@ -2207,7 +2200,7 @@
         <w:rPr>
           <w:rFonts w:ascii="Times New Roman" w:hAnsi="Times New Roman" w:cs="Times New Roman"/>
         </w:rPr>
-        <w:t xml:space="preserve">. We are the </w:t>
+        <w:t>. We are the</w:t>
       </w:r>
       <w:r>
         <w:rPr>

--- a/Files/06 - Yom Tov/09 - Rosh Hashana/Rosh Hashana in Berditchev/Rosh Hashana in Berditchev.docx
+++ b/Files/06 - Yom Tov/09 - Rosh Hashana/Rosh Hashana in Berditchev/Rosh Hashana in Berditchev.docx
@@ -586,7 +586,7 @@
         <w:rPr>
           <w:rFonts w:ascii="Times New Roman" w:hAnsi="Times New Roman" w:cs="Times New Roman"/>
         </w:rPr>
-        <w:t>, while the congregation repeated him until he came to the line</w:t>
+        <w:t xml:space="preserve">, while the congregation repeated him until he came to the line </w:t>
       </w:r>
       <w:r>
         <w:rPr>
@@ -2200,7 +2200,7 @@
         <w:rPr>
           <w:rFonts w:ascii="Times New Roman" w:hAnsi="Times New Roman" w:cs="Times New Roman"/>
         </w:rPr>
-        <w:t>. We are the</w:t>
+        <w:t xml:space="preserve">. We are the </w:t>
       </w:r>
       <w:r>
         <w:rPr>
